--- a/enonces/par_module/LAM_enonces.docx
+++ b/enonces/par_module/LAM_enonces.docx
@@ -1294,6 +1294,7 @@
     </w:p>
     <w:p>
       <w:pPr>
+        <w:keepNext/>
         <w:keepLines/>
         <w:shd w:fill="F2F2F2" w:val="clear"/>
         <w:spacing w:after="0" w:before="100"/>
@@ -1311,6 +1312,7 @@
     </w:p>
     <w:p>
       <w:pPr>
+        <w:keepNext/>
         <w:keepLines/>
         <w:shd w:fill="F2F2F2" w:val="clear"/>
         <w:spacing w:after="0" w:before="0"/>
@@ -1328,6 +1330,7 @@
     </w:p>
     <w:p>
       <w:pPr>
+        <w:keepNext/>
         <w:keepLines/>
         <w:shd w:fill="F2F2F2" w:val="clear"/>
         <w:spacing w:after="0" w:before="0"/>
@@ -1345,6 +1348,7 @@
     </w:p>
     <w:p>
       <w:pPr>
+        <w:keepNext/>
         <w:keepLines/>
         <w:shd w:fill="F2F2F2" w:val="clear"/>
         <w:spacing w:after="0" w:before="0"/>
@@ -1362,6 +1366,7 @@
     </w:p>
     <w:p>
       <w:pPr>
+        <w:keepNext/>
         <w:keepLines/>
         <w:shd w:fill="F2F2F2" w:val="clear"/>
         <w:spacing w:after="0" w:before="0"/>
@@ -1379,6 +1384,7 @@
     </w:p>
     <w:p>
       <w:pPr>
+        <w:keepNext/>
         <w:keepLines/>
         <w:shd w:fill="F2F2F2" w:val="clear"/>
         <w:spacing w:after="0" w:before="0"/>
@@ -1396,6 +1402,7 @@
     </w:p>
     <w:p>
       <w:pPr>
+        <w:keepNext w:val="false"/>
         <w:keepLines/>
         <w:shd w:fill="F2F2F2" w:val="clear"/>
         <w:spacing w:after="160" w:before="0"/>
@@ -2024,6 +2031,7 @@
     </w:tbl>
     <w:p>
       <w:pPr>
+        <w:keepNext/>
         <w:keepLines/>
         <w:shd w:fill="F2F2F2" w:val="clear"/>
         <w:spacing w:after="0" w:before="100"/>
@@ -2041,6 +2049,7 @@
     </w:p>
     <w:p>
       <w:pPr>
+        <w:keepNext w:val="false"/>
         <w:keepLines/>
         <w:shd w:fill="F2F2F2" w:val="clear"/>
         <w:spacing w:after="160" w:before="0"/>
@@ -2463,6 +2472,7 @@
     </w:p>
     <w:p>
       <w:pPr>
+        <w:keepNext/>
         <w:keepLines/>
         <w:shd w:fill="F2F2F2" w:val="clear"/>
         <w:spacing w:after="0" w:before="100"/>
@@ -2480,6 +2490,7 @@
     </w:p>
     <w:p>
       <w:pPr>
+        <w:keepNext/>
         <w:keepLines/>
         <w:shd w:fill="F2F2F2" w:val="clear"/>
         <w:spacing w:after="0" w:before="0"/>
@@ -2497,6 +2508,7 @@
     </w:p>
     <w:p>
       <w:pPr>
+        <w:keepNext/>
         <w:keepLines/>
         <w:shd w:fill="F2F2F2" w:val="clear"/>
         <w:spacing w:after="0" w:before="0"/>
@@ -2514,6 +2526,7 @@
     </w:p>
     <w:p>
       <w:pPr>
+        <w:keepNext/>
         <w:keepLines/>
         <w:shd w:fill="F2F2F2" w:val="clear"/>
         <w:spacing w:after="0" w:before="0"/>
@@ -2531,6 +2544,7 @@
     </w:p>
     <w:p>
       <w:pPr>
+        <w:keepNext w:val="false"/>
         <w:keepLines/>
         <w:shd w:fill="F2F2F2" w:val="clear"/>
         <w:spacing w:after="160" w:before="0"/>
@@ -3267,6 +3281,7 @@
     </w:p>
     <w:p>
       <w:pPr>
+        <w:keepNext w:val="false"/>
         <w:keepLines/>
         <w:shd w:fill="F2F2F2" w:val="clear"/>
         <w:spacing w:after="160" w:before="100"/>
@@ -3297,6 +3312,7 @@
     </w:p>
     <w:p>
       <w:pPr>
+        <w:keepNext/>
         <w:keepLines/>
         <w:shd w:fill="F2F2F2" w:val="clear"/>
         <w:spacing w:after="0" w:before="100"/>
@@ -3314,6 +3330,7 @@
     </w:p>
     <w:p>
       <w:pPr>
+        <w:keepNext/>
         <w:keepLines/>
         <w:shd w:fill="F2F2F2" w:val="clear"/>
         <w:spacing w:after="0" w:before="0"/>
@@ -3331,6 +3348,7 @@
     </w:p>
     <w:p>
       <w:pPr>
+        <w:keepNext w:val="false"/>
         <w:keepLines/>
         <w:shd w:fill="F2F2F2" w:val="clear"/>
         <w:spacing w:after="160" w:before="0"/>
@@ -3789,7 +3807,7 @@
         <w:szCs w:val="18"/>
         <w:color w:val="595959"/>
       </w:rPr>
-      <w:t xml:space="preserve">LAM_enonces </w:t>
+      <w:t xml:space="preserve">LAM </w:t>
     </w:r>
     <w:r>
       <w:fldChar w:fldCharType="begin"/>
@@ -3824,7 +3842,7 @@
       <w:fldChar w:fldCharType="separate"/>
     </w:r>
     <w:r>
-      <w:t>5</w:t>
+      <w:t>6</w:t>
     </w:r>
     <w:r>
       <w:fldChar w:fldCharType="end"/>
